--- a/output/无限宇航/无限宇航行业资料.docx
+++ b/output/无限宇航/无限宇航行业资料.docx
@@ -24,7 +24,490 @@
           <w:rFonts w:hint="eastAsia"/>
           <w:b/>
         </w:rPr>
-        <w:t>1、定义与功能定位</w:t>
+        <w:t>1、无限宇航概况</w:t>
+      </w:r>
+    </w:p>
+    <w:p>
+      <w:pPr>
+        <w:pStyle w:val="005"/>
+      </w:pPr>
+      <w:r>
+        <w:rPr>
+          <w:rFonts w:hint="eastAsia"/>
+          <w:b w:val="0"/>
+        </w:rPr>
+        <w:t>北京无限宇航科技有限公司是面向商业卫星星座的轨道运输与在轨服务基础设施提供商，主营轨道转移飞行器（OTV）的研制与运营。公司披露的实际运营起始时间为2023年，核心团队来自航天科技集团。工商登记的成立日期为2019年3月20日，曾用名北京尚享煦航科技有限公司，2023年3月31日完成股东变更、名称变更与经营范围变更。</w:t>
+      </w:r>
+    </w:p>
+    <w:p>
+      <w:pPr>
+        <w:pStyle w:val="005"/>
+      </w:pPr>
+      <w:r>
+        <w:rPr>
+          <w:rFonts w:hint="eastAsia"/>
+          <w:b w:val="0"/>
+        </w:rPr>
+        <w:t>产品方面，公司主力产品为太空巴士系列轨道转移飞行器，面向200公里至36000公里轨道高度提供空间运输服务，可实现卫星异轨部署、多星拼车发射与星座智能部署。服务范围规划延伸至离轨与碎片清理、在轨加注与延寿、在轨维修。技术上采用化学推进路线，公司披露其300N变轨发动机为国内首款采用再生冷却技术的同量级发动机，另配备10N姿态控制发动机、高精度导航制导与控制系统及空间机械臂。</w:t>
+      </w:r>
+    </w:p>
+    <w:p>
+      <w:pPr>
+        <w:pStyle w:val="005"/>
+      </w:pPr>
+      <w:r>
+        <w:rPr>
+          <w:rFonts w:hint="eastAsia"/>
+          <w:b w:val="0"/>
+        </w:rPr>
+        <w:t>进展方面，公司披露2024年9月完成OTV变轨发动机点火，2025年3月完成太空巴士-1全系统试车。首款产品太空巴士IH-1已完成全系统地面试车，计划2026年下半年执行首次在轨飞行任务。</w:t>
+      </w:r>
+    </w:p>
+    <w:p>
+      <w:pPr>
+        <w:pStyle w:val="005"/>
+      </w:pPr>
+      <w:r>
+        <w:rPr>
+          <w:rFonts w:hint="eastAsia"/>
+          <w:b w:val="0"/>
+        </w:rPr>
+        <w:t>行业位置方面，《新财富》2026年8月刊文将无限宇航列为国内最早系统化布局OTV的民营企业之一。公开资料所列国内三家OTV整机公司为无限宇航、未来宇航、往返九霄，其中无限宇航为已完成全系统地面试验验证、达到飞行状态的一家。融资方面，公司2025年3月完成数千万元天使轮融资，2026年8月完成近亿元A轮融资，累计融资超亿元。</w:t>
+      </w:r>
+    </w:p>
+    <w:p>
+      <w:pPr>
+        <w:pStyle w:val="a4"/>
+        <w:keepNext/>
+        <w:jc w:val="center"/>
+      </w:pPr>
+      <w:r>
+        <w:rPr>
+          <w:rFonts w:hint="eastAsia"/>
+          <w:b/>
+          <w:sz w:val="21"/>
+        </w:rPr>
+        <w:t>表1  无限宇航基本情况</w:t>
+      </w:r>
+    </w:p>
+    <w:tbl>
+      <w:tblPr>
+        <w:tblW w:w="5000" w:type="pct"/>
+        <w:jc w:val="center"/>
+        <w:tblBorders>
+          <w:top w:val="single" w:sz="12" w:space="0" w:color="010000"/>
+          <w:left w:val="single" w:sz="12" w:space="0" w:color="010000"/>
+          <w:bottom w:val="single" w:sz="12" w:space="0" w:color="010000"/>
+          <w:right w:val="single" w:sz="12" w:space="0" w:color="010000"/>
+          <w:insideH w:val="single" w:sz="4" w:space="0" w:color="010000"/>
+          <w:insideV w:val="single" w:sz="4" w:space="0" w:color="010000"/>
+        </w:tblBorders>
+        <w:tblLook w:val="04A0" w:firstRow="1" w:lastRow="0" w:firstColumn="1" w:lastColumn="0" w:noHBand="0" w:noVBand="1"/>
+      </w:tblPr>
+      <w:tblGrid>
+        <w:gridCol w:w="4153"/>
+        <w:gridCol w:w="4153"/>
+      </w:tblGrid>
+      <w:tr>
+        <w:trPr>
+          <w:cantSplit/>
+          <w:tblHeader/>
+        </w:trPr>
+        <w:tc>
+          <w:tcPr>
+            <w:tcW w:w="1200" w:type="pct"/>
+            <w:tcBorders>
+              <w:top w:val="single" w:sz="12" w:space="0" w:color="010000"/>
+              <w:bottom w:val="single" w:sz="4" w:space="0" w:color="010000"/>
+            </w:tcBorders>
+            <w:vAlign w:val="center"/>
+          </w:tcPr>
+          <w:p>
+            <w:pPr>
+              <w:keepNext/>
+              <w:jc w:val="center"/>
+            </w:pPr>
+            <w:r>
+              <w:rPr>
+                <w:rFonts w:hint="eastAsia"/>
+                <w:b/>
+                <w:sz w:val="21"/>
+              </w:rPr>
+              <w:t>项目</w:t>
+            </w:r>
+          </w:p>
+        </w:tc>
+        <w:tc>
+          <w:tcPr>
+            <w:tcW w:w="3800" w:type="pct"/>
+            <w:tcBorders>
+              <w:top w:val="single" w:sz="12" w:space="0" w:color="010000"/>
+              <w:bottom w:val="single" w:sz="4" w:space="0" w:color="010000"/>
+            </w:tcBorders>
+            <w:vAlign w:val="center"/>
+          </w:tcPr>
+          <w:p>
+            <w:pPr>
+              <w:keepNext/>
+              <w:jc w:val="center"/>
+            </w:pPr>
+            <w:r>
+              <w:rPr>
+                <w:rFonts w:hint="eastAsia"/>
+                <w:b/>
+                <w:sz w:val="21"/>
+              </w:rPr>
+              <w:t>内容</w:t>
+            </w:r>
+          </w:p>
+        </w:tc>
+      </w:tr>
+      <w:tr>
+        <w:trPr>
+          <w:cantSplit/>
+        </w:trPr>
+        <w:tc>
+          <w:tcPr>
+            <w:tcW w:w="1200" w:type="pct"/>
+            <w:vAlign w:val="center"/>
+          </w:tcPr>
+          <w:p>
+            <w:pPr>
+              <w:keepNext/>
+              <w:jc w:val="center"/>
+            </w:pPr>
+            <w:r>
+              <w:rPr>
+                <w:rFonts w:hint="eastAsia"/>
+                <w:b w:val="0"/>
+                <w:sz w:val="21"/>
+              </w:rPr>
+              <w:t>主营业务</w:t>
+            </w:r>
+          </w:p>
+        </w:tc>
+        <w:tc>
+          <w:tcPr>
+            <w:tcW w:w="3800" w:type="pct"/>
+            <w:vAlign w:val="center"/>
+          </w:tcPr>
+          <w:p>
+            <w:pPr>
+              <w:keepNext/>
+              <w:jc w:val="left"/>
+            </w:pPr>
+            <w:r>
+              <w:rPr>
+                <w:rFonts w:hint="eastAsia"/>
+                <w:b w:val="0"/>
+                <w:sz w:val="21"/>
+              </w:rPr>
+              <w:t>轨道转移飞行器研制与空间在轨服务</w:t>
+            </w:r>
+          </w:p>
+        </w:tc>
+      </w:tr>
+      <w:tr>
+        <w:trPr>
+          <w:cantSplit/>
+        </w:trPr>
+        <w:tc>
+          <w:tcPr>
+            <w:tcW w:w="1200" w:type="pct"/>
+            <w:vAlign w:val="center"/>
+          </w:tcPr>
+          <w:p>
+            <w:pPr>
+              <w:keepNext/>
+              <w:jc w:val="center"/>
+            </w:pPr>
+            <w:r>
+              <w:rPr>
+                <w:rFonts w:hint="eastAsia"/>
+                <w:b w:val="0"/>
+                <w:sz w:val="21"/>
+              </w:rPr>
+              <w:t>主力产品</w:t>
+            </w:r>
+          </w:p>
+        </w:tc>
+        <w:tc>
+          <w:tcPr>
+            <w:tcW w:w="3800" w:type="pct"/>
+            <w:vAlign w:val="center"/>
+          </w:tcPr>
+          <w:p>
+            <w:pPr>
+              <w:keepNext/>
+              <w:jc w:val="left"/>
+            </w:pPr>
+            <w:r>
+              <w:rPr>
+                <w:rFonts w:hint="eastAsia"/>
+                <w:b w:val="0"/>
+                <w:sz w:val="21"/>
+              </w:rPr>
+              <w:t>太空巴士系列OTV，覆盖200至36000公里轨道高度</w:t>
+            </w:r>
+          </w:p>
+        </w:tc>
+      </w:tr>
+      <w:tr>
+        <w:trPr>
+          <w:cantSplit/>
+        </w:trPr>
+        <w:tc>
+          <w:tcPr>
+            <w:tcW w:w="1200" w:type="pct"/>
+            <w:vAlign w:val="center"/>
+          </w:tcPr>
+          <w:p>
+            <w:pPr>
+              <w:keepNext/>
+              <w:jc w:val="center"/>
+            </w:pPr>
+            <w:r>
+              <w:rPr>
+                <w:rFonts w:hint="eastAsia"/>
+                <w:b w:val="0"/>
+                <w:sz w:val="21"/>
+              </w:rPr>
+              <w:t>技术路线</w:t>
+            </w:r>
+          </w:p>
+        </w:tc>
+        <w:tc>
+          <w:tcPr>
+            <w:tcW w:w="3800" w:type="pct"/>
+            <w:vAlign w:val="center"/>
+          </w:tcPr>
+          <w:p>
+            <w:pPr>
+              <w:keepNext/>
+              <w:jc w:val="left"/>
+            </w:pPr>
+            <w:r>
+              <w:rPr>
+                <w:rFonts w:hint="eastAsia"/>
+                <w:b w:val="0"/>
+                <w:sz w:val="21"/>
+              </w:rPr>
+              <w:t>化学推进为主，300N变轨发动机＋10N姿控发动机＋高精度GNC</w:t>
+            </w:r>
+          </w:p>
+        </w:tc>
+      </w:tr>
+      <w:tr>
+        <w:trPr>
+          <w:cantSplit/>
+        </w:trPr>
+        <w:tc>
+          <w:tcPr>
+            <w:tcW w:w="1200" w:type="pct"/>
+            <w:vAlign w:val="center"/>
+          </w:tcPr>
+          <w:p>
+            <w:pPr>
+              <w:keepNext/>
+              <w:jc w:val="center"/>
+            </w:pPr>
+            <w:r>
+              <w:rPr>
+                <w:rFonts w:hint="eastAsia"/>
+                <w:b w:val="0"/>
+                <w:sz w:val="21"/>
+              </w:rPr>
+              <w:t>关键进展</w:t>
+            </w:r>
+          </w:p>
+        </w:tc>
+        <w:tc>
+          <w:tcPr>
+            <w:tcW w:w="3800" w:type="pct"/>
+            <w:vAlign w:val="center"/>
+          </w:tcPr>
+          <w:p>
+            <w:pPr>
+              <w:keepNext/>
+              <w:jc w:val="left"/>
+            </w:pPr>
+            <w:r>
+              <w:rPr>
+                <w:rFonts w:hint="eastAsia"/>
+                <w:b w:val="0"/>
+                <w:sz w:val="21"/>
+              </w:rPr>
+              <w:t>2024年9月变轨发动机点火；2025年3月全系统试车；计划2026年下半年首飞</w:t>
+            </w:r>
+          </w:p>
+        </w:tc>
+      </w:tr>
+      <w:tr>
+        <w:trPr>
+          <w:cantSplit/>
+        </w:trPr>
+        <w:tc>
+          <w:tcPr>
+            <w:tcW w:w="1200" w:type="pct"/>
+            <w:vAlign w:val="center"/>
+          </w:tcPr>
+          <w:p>
+            <w:pPr>
+              <w:keepNext/>
+              <w:jc w:val="center"/>
+            </w:pPr>
+            <w:r>
+              <w:rPr>
+                <w:rFonts w:hint="eastAsia"/>
+                <w:b w:val="0"/>
+                <w:sz w:val="21"/>
+              </w:rPr>
+              <w:t>注册资本／实缴</w:t>
+            </w:r>
+          </w:p>
+        </w:tc>
+        <w:tc>
+          <w:tcPr>
+            <w:tcW w:w="3800" w:type="pct"/>
+            <w:vAlign w:val="center"/>
+          </w:tcPr>
+          <w:p>
+            <w:pPr>
+              <w:keepNext/>
+              <w:jc w:val="left"/>
+            </w:pPr>
+            <w:r>
+              <w:rPr>
+                <w:rFonts w:hint="eastAsia"/>
+                <w:b w:val="0"/>
+                <w:sz w:val="21"/>
+              </w:rPr>
+              <w:t>739.6027万元／270.672733万元</w:t>
+            </w:r>
+          </w:p>
+        </w:tc>
+      </w:tr>
+      <w:tr>
+        <w:trPr>
+          <w:cantSplit/>
+        </w:trPr>
+        <w:tc>
+          <w:tcPr>
+            <w:tcW w:w="1200" w:type="pct"/>
+            <w:vAlign w:val="center"/>
+          </w:tcPr>
+          <w:p>
+            <w:pPr>
+              <w:keepNext/>
+              <w:jc w:val="center"/>
+            </w:pPr>
+            <w:r>
+              <w:rPr>
+                <w:rFonts w:hint="eastAsia"/>
+                <w:b w:val="0"/>
+                <w:sz w:val="21"/>
+              </w:rPr>
+              <w:t>参保人数</w:t>
+            </w:r>
+          </w:p>
+        </w:tc>
+        <w:tc>
+          <w:tcPr>
+            <w:tcW w:w="3800" w:type="pct"/>
+            <w:vAlign w:val="center"/>
+          </w:tcPr>
+          <w:p>
+            <w:pPr>
+              <w:keepNext/>
+              <w:jc w:val="left"/>
+            </w:pPr>
+            <w:r>
+              <w:rPr>
+                <w:rFonts w:hint="eastAsia"/>
+                <w:b w:val="0"/>
+                <w:sz w:val="21"/>
+              </w:rPr>
+              <w:t>21人（2025年报）</w:t>
+            </w:r>
+          </w:p>
+        </w:tc>
+      </w:tr>
+      <w:tr>
+        <w:trPr>
+          <w:cantSplit/>
+        </w:trPr>
+        <w:tc>
+          <w:tcPr>
+            <w:tcW w:w="1200" w:type="pct"/>
+            <w:tcBorders>
+              <w:bottom w:val="single" w:sz="12" w:space="0" w:color="010000"/>
+            </w:tcBorders>
+            <w:vAlign w:val="center"/>
+          </w:tcPr>
+          <w:p>
+            <w:pPr>
+              <w:keepNext/>
+              <w:jc w:val="center"/>
+            </w:pPr>
+            <w:r>
+              <w:rPr>
+                <w:rFonts w:hint="eastAsia"/>
+                <w:b w:val="0"/>
+                <w:sz w:val="21"/>
+              </w:rPr>
+              <w:t>最新轮次</w:t>
+            </w:r>
+          </w:p>
+        </w:tc>
+        <w:tc>
+          <w:tcPr>
+            <w:tcW w:w="3800" w:type="pct"/>
+            <w:tcBorders>
+              <w:bottom w:val="single" w:sz="12" w:space="0" w:color="010000"/>
+            </w:tcBorders>
+            <w:vAlign w:val="center"/>
+          </w:tcPr>
+          <w:p>
+            <w:pPr>
+              <w:keepNext/>
+              <w:jc w:val="left"/>
+            </w:pPr>
+            <w:r>
+              <w:rPr>
+                <w:rFonts w:hint="eastAsia"/>
+                <w:b w:val="0"/>
+                <w:sz w:val="21"/>
+              </w:rPr>
+              <w:t>A轮（2026年8月，近亿元）</w:t>
+            </w:r>
+          </w:p>
+        </w:tc>
+      </w:tr>
+    </w:tbl>
+    <w:p>
+      <w:pPr>
+        <w:pStyle w:val="a4"/>
+        <w:jc w:val="center"/>
+      </w:pPr>
+      <w:r>
+        <w:rPr>
+          <w:rFonts w:hint="eastAsia"/>
+          <w:b w:val="0"/>
+          <w:sz w:val="11"/>
+        </w:rPr>
+        <w:t>资料来源：企查查企业信用报告专业版、公司公开资料、《新财富》2026年8月10日刊文</w:t>
+      </w:r>
+    </w:p>
+    <w:p>
+      <w:pPr>
+        <w:pStyle w:val="004"/>
+      </w:pPr>
+      <w:r>
+        <w:rPr>
+          <w:rFonts w:hint="eastAsia"/>
+          <w:b/>
+        </w:rPr>
+        <w:t>2、轨道转移飞行器的定义与功能定位</w:t>
       </w:r>
     </w:p>
     <w:p>
@@ -60,7 +543,7 @@
           <w:rFonts w:hint="eastAsia"/>
           <w:b/>
         </w:rPr>
-        <w:t>2、需求来源</w:t>
+        <w:t>3、需求来源</w:t>
       </w:r>
     </w:p>
     <w:p>
@@ -101,6 +584,75 @@
     </w:p>
     <w:p>
       <w:pPr>
+        <w:keepNext/>
+        <w:jc w:val="center"/>
+      </w:pPr>
+      <w:r>
+        <w:drawing>
+          <wp:inline xmlns:a="http://schemas.openxmlformats.org/drawingml/2006/main" xmlns:pic="http://schemas.openxmlformats.org/drawingml/2006/picture">
+            <wp:extent cx="5074920" cy="2174965"/>
+            <wp:docPr id="1" name="Picture 1"/>
+            <wp:cNvGraphicFramePr>
+              <a:graphicFrameLocks noChangeAspect="1"/>
+            </wp:cNvGraphicFramePr>
+            <a:graphic>
+              <a:graphicData uri="http://schemas.openxmlformats.org/drawingml/2006/picture">
+                <pic:pic>
+                  <pic:nvPicPr>
+                    <pic:cNvPr id="0" name="fig2.png"/>
+                    <pic:cNvPicPr/>
+                  </pic:nvPicPr>
+                  <pic:blipFill>
+                    <a:blip r:embed="rId10"/>
+                    <a:stretch>
+                      <a:fillRect/>
+                    </a:stretch>
+                  </pic:blipFill>
+                  <pic:spPr>
+                    <a:xfrm>
+                      <a:off x="0" y="0"/>
+                      <a:ext cx="5074920" cy="2174965"/>
+                    </a:xfrm>
+                    <a:prstGeom prst="rect"/>
+                  </pic:spPr>
+                </pic:pic>
+              </a:graphicData>
+            </a:graphic>
+          </wp:inline>
+        </w:drawing>
+      </w:r>
+    </w:p>
+    <w:p>
+      <w:pPr>
+        <w:pStyle w:val="a4"/>
+        <w:keepNext/>
+        <w:jc w:val="center"/>
+      </w:pPr>
+      <w:r>
+        <w:rPr>
+          <w:rFonts w:hint="eastAsia"/>
+          <w:b/>
+          <w:sz w:val="21"/>
+        </w:rPr>
+        <w:t>图1  2026—2035年国内三大星座新发射与补网卫星数量预测</w:t>
+      </w:r>
+    </w:p>
+    <w:p>
+      <w:pPr>
+        <w:pStyle w:val="a4"/>
+        <w:jc w:val="center"/>
+      </w:pPr>
+      <w:r>
+        <w:rPr>
+          <w:rFonts w:hint="eastAsia"/>
+          <w:b w:val="0"/>
+          <w:sz w:val="11"/>
+        </w:rPr>
+        <w:t>资料来源：《新财富》2026年8月10日刊文，测算方为深天使。三大星座指星网GW、垣信千帆、蓝箭鸿擎鸿鹄</w:t>
+      </w:r>
+    </w:p>
+    <w:p>
+      <w:pPr>
         <w:pStyle w:val="005"/>
       </w:pPr>
       <w:r>
@@ -120,7 +672,22 @@
           <w:rFonts w:hint="eastAsia"/>
           <w:b/>
         </w:rPr>
-        <w:t>3、三种异轨部署方案对比</w:t>
+        <w:t>4、三种异轨部署方案对比</w:t>
+      </w:r>
+    </w:p>
+    <w:p>
+      <w:pPr>
+        <w:pStyle w:val="a4"/>
+        <w:keepNext/>
+        <w:jc w:val="center"/>
+      </w:pPr>
+      <w:r>
+        <w:rPr>
+          <w:rFonts w:hint="eastAsia"/>
+          <w:b/>
+          <w:sz w:val="21"/>
+        </w:rPr>
+        <w:t>表2  三种异轨部署方案对比</w:t>
       </w:r>
     </w:p>
     <w:tbl>
@@ -856,14 +1423,15 @@
     <w:p>
       <w:pPr>
         <w:pStyle w:val="a4"/>
+        <w:jc w:val="center"/>
       </w:pPr>
       <w:r>
         <w:rPr>
           <w:rFonts w:hint="eastAsia"/>
           <w:b w:val="0"/>
-          <w:sz w:val="21"/>
+          <w:sz w:val="11"/>
         </w:rPr>
-        <w:t>资料来源：深天使整理，《新财富》2026年8月10日刊文《预计5年增长20倍！"太空巴士"驶入快车道，谁在抢占头排座位？》</w:t>
+        <w:t>资料来源：《新财富》2026年8月10日刊文，测算方为深天使</w:t>
       </w:r>
     </w:p>
     <w:p>
@@ -875,7 +1443,7 @@
           <w:rFonts w:hint="eastAsia"/>
           <w:b/>
         </w:rPr>
-        <w:t>4、市场规模</w:t>
+        <w:t>5、市场规模</w:t>
       </w:r>
     </w:p>
     <w:p>
@@ -911,7 +1479,91 @@
           <w:rFonts w:hint="eastAsia"/>
           <w:b w:val="0"/>
         </w:rPr>
-        <w:t>国内OTV市场规模测算方面，《新财富》基于星网GW、垣信千帆和蓝箭鸿擎鸿鹄三大星座2026年至2035年发射卫星计划的预测，考虑卫星平均重量、发射单价变动等因素，得出的国内OTV市场规模预测如下：</w:t>
+        <w:t>国内OTV市场规模测算方面，《新财富》基于星网GW、垣信千帆和蓝箭鸿擎鸿鹄三大星座2026年至2035年发射卫星计划的预测，考虑卫星平均重量、发射单价变动等因素，得出的预测结果如下：</w:t>
+      </w:r>
+    </w:p>
+    <w:p>
+      <w:pPr>
+        <w:keepNext/>
+        <w:jc w:val="center"/>
+      </w:pPr>
+      <w:r>
+        <w:drawing>
+          <wp:inline xmlns:a="http://schemas.openxmlformats.org/drawingml/2006/main" xmlns:pic="http://schemas.openxmlformats.org/drawingml/2006/picture">
+            <wp:extent cx="5074920" cy="2398039"/>
+            <wp:docPr id="2" name="Picture 2"/>
+            <wp:cNvGraphicFramePr>
+              <a:graphicFrameLocks noChangeAspect="1"/>
+            </wp:cNvGraphicFramePr>
+            <a:graphic>
+              <a:graphicData uri="http://schemas.openxmlformats.org/drawingml/2006/picture">
+                <pic:pic>
+                  <pic:nvPicPr>
+                    <pic:cNvPr id="0" name="fig1.png"/>
+                    <pic:cNvPicPr/>
+                  </pic:nvPicPr>
+                  <pic:blipFill>
+                    <a:blip r:embed="rId11"/>
+                    <a:stretch>
+                      <a:fillRect/>
+                    </a:stretch>
+                  </pic:blipFill>
+                  <pic:spPr>
+                    <a:xfrm>
+                      <a:off x="0" y="0"/>
+                      <a:ext cx="5074920" cy="2398039"/>
+                    </a:xfrm>
+                    <a:prstGeom prst="rect"/>
+                  </pic:spPr>
+                </pic:pic>
+              </a:graphicData>
+            </a:graphic>
+          </wp:inline>
+        </w:drawing>
+      </w:r>
+    </w:p>
+    <w:p>
+      <w:pPr>
+        <w:pStyle w:val="a4"/>
+        <w:keepNext/>
+        <w:jc w:val="center"/>
+      </w:pPr>
+      <w:r>
+        <w:rPr>
+          <w:rFonts w:hint="eastAsia"/>
+          <w:b/>
+          <w:sz w:val="21"/>
+        </w:rPr>
+        <w:t>图2  2026—2035年国内OTV市场规模预测</w:t>
+      </w:r>
+    </w:p>
+    <w:p>
+      <w:pPr>
+        <w:pStyle w:val="a4"/>
+        <w:jc w:val="center"/>
+      </w:pPr>
+      <w:r>
+        <w:rPr>
+          <w:rFonts w:hint="eastAsia"/>
+          <w:b w:val="0"/>
+          <w:sz w:val="11"/>
+        </w:rPr>
+        <w:t>资料来源：《新财富》2026年8月10日刊文，测算方为深天使</w:t>
+      </w:r>
+    </w:p>
+    <w:p>
+      <w:pPr>
+        <w:pStyle w:val="a4"/>
+        <w:keepNext/>
+        <w:jc w:val="center"/>
+      </w:pPr>
+      <w:r>
+        <w:rPr>
+          <w:rFonts w:hint="eastAsia"/>
+          <w:b/>
+          <w:sz w:val="21"/>
+        </w:rPr>
+        <w:t>表3  2026—2035年国内OTV市场规模预测</w:t>
       </w:r>
     </w:p>
     <w:p>
@@ -2143,14 +2795,15 @@
     <w:p>
       <w:pPr>
         <w:pStyle w:val="a4"/>
+        <w:jc w:val="center"/>
       </w:pPr>
       <w:r>
         <w:rPr>
           <w:rFonts w:hint="eastAsia"/>
           <w:b w:val="0"/>
-          <w:sz w:val="21"/>
+          <w:sz w:val="11"/>
         </w:rPr>
-        <w:t>资料来源：深天使等，《新财富》2026年8月10日刊文</w:t>
+        <w:t>资料来源：《新财富》2026年8月10日刊文，测算方为深天使</w:t>
       </w:r>
     </w:p>
     <w:p>
@@ -2162,7 +2815,7 @@
           <w:rFonts w:hint="eastAsia"/>
           <w:b w:val="0"/>
         </w:rPr>
-        <w:t>按上表数据，2026年至2035年十年合计约2120亿元。该刊文正文的表述为"预计未来十年国内OTV总市场规模可达2000亿元"，两者存在差异，此处按测算表逐年数据列示，未作调整。</w:t>
+        <w:t>按上表数据，2026年至2035年十年合计约2120亿元，其中2035年当年335.05亿元，为2026年11.55亿元的29倍。该刊文正文的表述为预计未来十年国内OTV总市场规模可达2000亿元，与逐年测算表合计数存在差异，此处按测算表逐年数据列示，未作调整。</w:t>
       </w:r>
     </w:p>
     <w:p>
@@ -2186,7 +2839,7 @@
           <w:rFonts w:hint="eastAsia"/>
           <w:b/>
         </w:rPr>
-        <w:t>5、全球三条商业化路径与代表企业</w:t>
+        <w:t>6、全球三条商业化路径与代表企业</w:t>
       </w:r>
     </w:p>
     <w:p>
@@ -2199,6 +2852,21 @@
           <w:b w:val="0"/>
         </w:rPr>
         <w:t>全球OTV市场已形成异轨多星部署、在轨延寿与加注、碎片清理三类商业模式，三条路径的客户群体与成熟度不同。</w:t>
+      </w:r>
+    </w:p>
+    <w:p>
+      <w:pPr>
+        <w:pStyle w:val="a4"/>
+        <w:keepNext/>
+        <w:jc w:val="center"/>
+      </w:pPr>
+      <w:r>
+        <w:rPr>
+          <w:rFonts w:hint="eastAsia"/>
+          <w:b/>
+          <w:sz w:val="21"/>
+        </w:rPr>
+        <w:t>表4  全球OTV三条商业化路径与代表企业</w:t>
       </w:r>
     </w:p>
     <w:tbl>
@@ -2506,12 +3174,13 @@
     <w:p>
       <w:pPr>
         <w:pStyle w:val="a4"/>
+        <w:jc w:val="center"/>
       </w:pPr>
       <w:r>
         <w:rPr>
           <w:rFonts w:hint="eastAsia"/>
           <w:b w:val="0"/>
-          <w:sz w:val="21"/>
+          <w:sz w:val="11"/>
         </w:rPr>
         <w:t>资料来源：《新财富》2026年8月10日刊文，各公司公开信息</w:t>
       </w:r>
@@ -2525,7 +3194,7 @@
           <w:rFonts w:hint="eastAsia"/>
           <w:b/>
         </w:rPr>
-        <w:t>6、国内产业链与主要参与者</w:t>
+        <w:t>7、国内产业链与主要参与者</w:t>
       </w:r>
     </w:p>
     <w:p>
@@ -2554,14 +3223,17 @@
     </w:p>
     <w:p>
       <w:pPr>
-        <w:pStyle w:val="005"/>
+        <w:pStyle w:val="a4"/>
+        <w:keepNext/>
+        <w:jc w:val="center"/>
       </w:pPr>
       <w:r>
         <w:rPr>
           <w:rFonts w:hint="eastAsia"/>
-          <w:b w:val="0"/>
+          <w:b/>
+          <w:sz w:val="21"/>
         </w:rPr>
-        <w:t>国内主要参与企业及进展如下：</w:t>
+        <w:t>表5  国内OTV及在轨服务主要参与企业</w:t>
       </w:r>
     </w:p>
     <w:tbl>
@@ -3194,12 +3866,13 @@
     <w:p>
       <w:pPr>
         <w:pStyle w:val="a4"/>
+        <w:jc w:val="center"/>
       </w:pPr>
       <w:r>
         <w:rPr>
           <w:rFonts w:hint="eastAsia"/>
           <w:b w:val="0"/>
-          <w:sz w:val="21"/>
+          <w:sz w:val="11"/>
         </w:rPr>
         <w:t>资料来源：企查查企业信用报告专业版、各公司公开信息、《新财富》2026年8月10日刊文</w:t>
       </w:r>
@@ -3213,7 +3886,7 @@
           <w:rFonts w:hint="eastAsia"/>
           <w:b/>
         </w:rPr>
-        <w:t>7、政策</w:t>
+        <w:t>8、政策</w:t>
       </w:r>
     </w:p>
     <w:p>
@@ -3249,7 +3922,7 @@
           <w:rFonts w:hint="eastAsia"/>
           <w:b/>
         </w:rPr>
-        <w:t>8、行业考察维度</w:t>
+        <w:t>9、行业考察维度</w:t>
       </w:r>
     </w:p>
     <w:p>
@@ -3321,7 +3994,7 @@
           <w:rFonts w:hint="eastAsia"/>
           <w:b w:val="0"/>
         </w:rPr>
-        <w:t>一、《预计5年增长20倍！"太空巴士"驶入快车道，谁在抢占头排座位？或成商业航天下一热点》，《新财富》杂志，作者毛研、刘湘宁、刘督、陈彦钰，2026年8月10日。文中表1、表3、表4及图1的数据均取自该文，测算方为深天使。</w:t>
+        <w:t>一、《预计5年增长20倍！"太空巴士"驶入快车道，谁在抢占头排座位？或成商业航天下一热点》，《新财富》杂志，作者毛研、刘湘宁、刘督、陈彦钰，2026年8月10日。本材料的表2、表3、表4及图1、图2数据均取自该文，测算方为深天使。</w:t>
       </w:r>
     </w:p>
     <w:p>
@@ -3357,7 +4030,7 @@
           <w:rFonts w:hint="eastAsia"/>
           <w:b w:val="0"/>
         </w:rPr>
-        <w:t>四、Momentus Inc. Form 10-K，Astroscale Holdings Inc. 有価証券報告書。</w:t>
+        <w:t>四、无限宇航公司公开资料。文中注明"公司披露"的内容取自该来源，未经独立核实。</w:t>
       </w:r>
     </w:p>
     <w:sectPr>

--- a/output/无限宇航/无限宇航行业资料.docx
+++ b/output/无限宇航/无限宇航行业资料.docx
@@ -72,7 +72,7 @@
           <w:rFonts w:hint="eastAsia"/>
           <w:b w:val="0"/>
         </w:rPr>
-        <w:t>行业位置方面，《新财富》2026年8月刊文将无限宇航列为国内最早系统化布局OTV的民营企业之一。公开资料所列国内三家OTV整机公司为无限宇航、未来宇航、往返九霄，其中无限宇航为已完成全系统地面试验验证、达到飞行状态的一家。融资方面，公司2025年3月完成数千万元天使轮融资，2026年8月完成近亿元A轮融资，累计融资超亿元。</w:t>
+        <w:t>行业位置方面，《新财富》2026年8月刊文将无限宇航列为国内最早系统化布局OTV的民营企业之一。产研洞察2026年8月15日刊文将国内OTV整机企业列为无限宇航、未来宇航、往返九霄三家，其中无限宇航为已完成全系统地面试验验证、达到飞行状态的一家。融资方面，公司2025年3月完成数千万元天使轮融资，2026年8月完成近亿元A轮融资，累计融资超亿元。</w:t>
       </w:r>
     </w:p>
     <w:p>
@@ -2815,7 +2815,7 @@
           <w:rFonts w:hint="eastAsia"/>
           <w:b w:val="0"/>
         </w:rPr>
-        <w:t>按上表数据，2026年至2035年十年合计约2120亿元，其中2035年当年335.05亿元，为2026年11.55亿元的29倍。该刊文正文的表述为预计未来十年国内OTV总市场规模可达2000亿元，与逐年测算表合计数存在差异，此处按测算表逐年数据列示，未作调整。</w:t>
+        <w:t>按上表数据，2026年至2035年十年合计约2120亿元，其中2035年当年335.05亿元，为2026年11.55亿元的29倍。该刊文正文的表述为“预计未来十年国内OTV总市场规模可达2000亿元”，与逐年测算表合计数存在差异，此处按测算表逐年数据列示，未作调整。</w:t>
       </w:r>
     </w:p>
     <w:p>
@@ -3206,7 +3206,7 @@
           <w:rFonts w:hint="eastAsia"/>
           <w:b w:val="0"/>
         </w:rPr>
-        <w:t>商用OTV产业链分为上游零部件与分系统、中游整机研制与集成、下游运营与应用服务三个环节。上游包括推进系统（电推进的霍尔推进器、离子推力器，化学推进的发动机与推进剂贮箱）、导航制导与控制系统（星敏感器、惯性测量单元、自主导航芯片）、结构与机构（飞行器平台结构、空间机械臂）、能源系统（太阳能电池阵、蓄电池）。中游为整机研制与系统集成。下游为卫星运营商、卫星制造企业、政府与军方、在轨服务市场。</w:t>
+        <w:t>商用OTV产业链分为上游零部件与分系统、中游整机研制与集成、下游运营与应用服务三个环节。上游包括推进系统（电推进的霍尔推进器、离子推力器，化学推进的发动机与推进剂贮箱）、导航制导与控制系统（星敏感器、惯性测量单元、自主导航芯片）、结构与机构（飞行器平台结构、空间机械臂）、能源系统（太阳能电池阵、蓄电池）。中游为整机研制与系统集成。下游为卫星运营商、卫星制造企业、政府与军方、在轨服务市场。产研洞察2026年8月15日刊文测算，上游核心零部件占整机价值的60%以上，其中推进系统为价值占比最高的分系统；该文同时列示，全球具备独立研制OTV整机能力的企业不足20家。</w:t>
       </w:r>
     </w:p>
     <w:p>
@@ -3958,7 +3958,7 @@
           <w:rFonts w:hint="eastAsia"/>
           <w:b w:val="0"/>
         </w:rPr>
-        <w:t>二是团队的体制内航天工作经验。具备航天科技集团、航天科工集团等背景的核心团队，可对接高空模拟实验平台、航天级供应链等资源。</w:t>
+        <w:t>二是团队的体制内航天工作经验。具备航天科技集团、航天科工集团等背景的核心团队，能够对接高空模拟实验平台、航天级供应链等资源。</w:t>
       </w:r>
     </w:p>
     <w:p>
@@ -3994,7 +3994,7 @@
           <w:rFonts w:hint="eastAsia"/>
           <w:b w:val="0"/>
         </w:rPr>
-        <w:t>一、《预计5年增长20倍！"太空巴士"驶入快车道，谁在抢占头排座位？或成商业航天下一热点》，《新财富》杂志，作者毛研、刘湘宁、刘督、陈彦钰，2026年8月10日。本材料的表2、表3、表4及图1、图2数据均取自该文，测算方为深天使。</w:t>
+        <w:t>一、《预计5年增长20倍！“太空巴士”驶入快车道，谁在抢占头排座位？或成商业航天下一热点》，《新财富》杂志，作者毛研、刘湘宁、刘督、陈彦钰，2026年8月10日。本材料的表2、表3、表4及图1、图2数据均取自该文，测算方为深天使。</w:t>
       </w:r>
     </w:p>
     <w:p>
@@ -4030,7 +4030,7 @@
           <w:rFonts w:hint="eastAsia"/>
           <w:b w:val="0"/>
         </w:rPr>
-        <w:t>四、无限宇航公司公开资料。文中注明"公司披露"的内容取自该来源，未经独立核实。</w:t>
+        <w:t>四、无限宇航公司公开资料。文中注明“公司披露”的内容取自该来源，未经独立核实。</w:t>
       </w:r>
     </w:p>
     <w:sectPr>
